--- a/docs/ciclo2/Retrospectiva_Ciclos_1_y_2.docx
+++ b/docs/ciclo2/Retrospectiva_Ciclos_1_y_2.docx
@@ -1249,13 +1249,15 @@
               <w:spacing w:after="0" w:line="252" w:lineRule="auto"/>
               <w:jc w:val="center"/>
             </w:pPr>
+            <w:proofErr w:type="spellStart"/>
             <w:r>
               <w:rPr>
                 <w:b/>
                 <w:sz w:val="19"/>
               </w:rPr>
-              <w:t>Pendiente</w:t>
+              <w:t>Completado</w:t>
             </w:r>
+            <w:proofErr w:type="spellEnd"/>
           </w:p>
         </w:tc>
       </w:tr>
@@ -1543,17 +1545,11 @@
           <w:lang w:val="es-CO"/>
         </w:rPr>
       </w:pPr>
-      <w:r>
-        <w:rPr>
-          <w:lang w:val="es-CO"/>
-        </w:rPr>
-        <w:t>La retrospectiva original reportó 12 horas para el Ciclo 1: 8 horas de Diego y 4 horas de Paula. Para el Ciclo 2 deben registrarse únicamente las horas reales después de terminar el Astah.</w:t>
-      </w:r>
     </w:p>
     <w:tbl>
       <w:tblPr>
         <w:tblStyle w:val="Tablaconcuadrcula"/>
-        <w:tblW w:w="9360" w:type="dxa"/>
+        <w:tblW w:w="4800" w:type="dxa"/>
         <w:tblInd w:w="120" w:type="dxa"/>
         <w:tblLayout w:type="fixed"/>
         <w:tblLook w:val="04A0" w:firstRow="1" w:lastRow="0" w:firstColumn="1" w:lastColumn="0" w:noHBand="0" w:noVBand="1"/>
@@ -1562,7 +1558,6 @@
         <w:gridCol w:w="1200"/>
         <w:gridCol w:w="1800"/>
         <w:gridCol w:w="1800"/>
-        <w:gridCol w:w="4560"/>
       </w:tblGrid>
       <w:tr>
         <w:trPr>
@@ -1646,32 +1641,6 @@
             </w:r>
           </w:p>
         </w:tc>
-        <w:tc>
-          <w:tcPr>
-            <w:tcW w:w="4560" w:type="dxa"/>
-            <w:shd w:val="clear" w:color="auto" w:fill="F2F4F7"/>
-            <w:tcMar>
-              <w:top w:w="80" w:type="dxa"/>
-              <w:left w:w="120" w:type="dxa"/>
-              <w:bottom w:w="80" w:type="dxa"/>
-              <w:right w:w="120" w:type="dxa"/>
-            </w:tcMar>
-            <w:vAlign w:val="center"/>
-          </w:tcPr>
-          <w:p>
-            <w:pPr>
-              <w:spacing w:after="0" w:line="252" w:lineRule="auto"/>
-              <w:jc w:val="center"/>
-            </w:pPr>
-            <w:r>
-              <w:rPr>
-                <w:b/>
-                <w:sz w:val="19"/>
-              </w:rPr>
-              <w:t>Observación</w:t>
-            </w:r>
-          </w:p>
-        </w:tc>
       </w:tr>
       <w:tr>
         <w:tc>
@@ -1741,33 +1710,6 @@
                 <w:sz w:val="19"/>
               </w:rPr>
               <w:t>8 horas</w:t>
-            </w:r>
-          </w:p>
-        </w:tc>
-        <w:tc>
-          <w:tcPr>
-            <w:tcW w:w="4560" w:type="dxa"/>
-            <w:tcMar>
-              <w:top w:w="80" w:type="dxa"/>
-              <w:left w:w="120" w:type="dxa"/>
-              <w:bottom w:w="80" w:type="dxa"/>
-              <w:right w:w="120" w:type="dxa"/>
-            </w:tcMar>
-            <w:vAlign w:val="center"/>
-          </w:tcPr>
-          <w:p>
-            <w:pPr>
-              <w:spacing w:after="0" w:line="252" w:lineRule="auto"/>
-              <w:rPr>
-                <w:lang w:val="es-CO"/>
-              </w:rPr>
-            </w:pPr>
-            <w:r>
-              <w:rPr>
-                <w:sz w:val="19"/>
-                <w:lang w:val="es-CO"/>
-              </w:rPr>
-              <w:t>Valores reportados en la entrega original</w:t>
             </w:r>
           </w:p>
         </w:tc>
@@ -1841,26 +1783,6 @@
               </w:rPr>
               <w:t>2 horas</w:t>
             </w:r>
-          </w:p>
-        </w:tc>
-        <w:tc>
-          <w:tcPr>
-            <w:tcW w:w="4560" w:type="dxa"/>
-            <w:tcMar>
-              <w:top w:w="80" w:type="dxa"/>
-              <w:left w:w="120" w:type="dxa"/>
-              <w:bottom w:w="80" w:type="dxa"/>
-              <w:right w:w="120" w:type="dxa"/>
-            </w:tcMar>
-            <w:vAlign w:val="center"/>
-          </w:tcPr>
-          <w:p>
-            <w:pPr>
-              <w:spacing w:after="0" w:line="252" w:lineRule="auto"/>
-              <w:rPr>
-                <w:lang w:val="es-CO"/>
-              </w:rPr>
-            </w:pPr>
           </w:p>
         </w:tc>
       </w:tr>
@@ -2590,7 +2512,7 @@
                 <w:sz w:val="19"/>
                 <w:lang w:val="es-CO"/>
               </w:rPr>
-              <w:t>Diseño completo y sincronizado en Astah</w:t>
+              <w:t>Diseño y sincronizado en Astah</w:t>
             </w:r>
           </w:p>
         </w:tc>
@@ -2731,21 +2653,10 @@
     </w:tbl>
     <w:p>
       <w:pPr>
-        <w:spacing w:after="80"/>
+        <w:rPr>
+          <w:lang w:val="es-CO"/>
+        </w:rPr>
       </w:pPr>
-    </w:p>
-    <w:p>
-      <w:pPr>
-        <w:rPr>
-          <w:lang w:val="es-CO"/>
-        </w:rPr>
-      </w:pPr>
-      <w:r>
-        <w:rPr>
-          <w:lang w:val="es-CO"/>
-        </w:rPr>
-        <w:t>La revisión cruzada final es obligatoria: Paula debe comprobar que cada mensaje de los diagramas coincida con el Java y Diego debe verificar que las firmas del diagrama de clases sean idénticas al código.</w:t>
-      </w:r>
     </w:p>
     <w:p>
       <w:pPr>

--- a/docs/ciclo2/Retrospectiva_Ciclos_1_y_2.docx
+++ b/docs/ciclo2/Retrospectiva_Ciclos_1_y_2.docx
@@ -2,22 +2,6 @@
 <file path=word/document.xml><?xml version="1.0" encoding="utf-8"?>
 <w:document xmlns:wpc="http://schemas.microsoft.com/office/word/2010/wordprocessingCanvas" xmlns:cx="http://schemas.microsoft.com/office/drawing/2014/chartex" xmlns:cx1="http://schemas.microsoft.com/office/drawing/2015/9/8/chartex" xmlns:cx2="http://schemas.microsoft.com/office/drawing/2015/10/21/chartex" xmlns:cx3="http://schemas.microsoft.com/office/drawing/2016/5/9/chartex" xmlns:cx4="http://schemas.microsoft.com/office/drawing/2016/5/10/chartex" xmlns:cx5="http://schemas.microsoft.com/office/drawing/2016/5/11/chartex" xmlns:cx6="http://schemas.microsoft.com/office/drawing/2016/5/12/chartex" xmlns:cx7="http://schemas.microsoft.com/office/drawing/2016/5/13/chartex" xmlns:cx8="http://schemas.microsoft.com/office/drawing/2016/5/14/chartex" xmlns:mc="http://schemas.openxmlformats.org/markup-compatibility/2006" xmlns:aink="http://schemas.microsoft.com/office/drawing/2016/ink" xmlns:am3d="http://schemas.microsoft.com/office/drawing/2017/model3d" xmlns:o="urn:schemas-microsoft-com:office:office" xmlns:oel="http://schemas.microsoft.com/office/2019/extlst" xmlns:r="http://schemas.openxmlformats.org/officeDocument/2006/relationships" xmlns:m="http://schemas.openxmlformats.org/officeDocument/2006/math" xmlns:v="urn:schemas-microsoft-com:vml" xmlns:wp14="http://schemas.microsoft.com/office/word/2010/wordprocessingDrawing" xmlns:wp="http://schemas.openxmlformats.org/drawingml/2006/wordprocessingDrawing" xmlns:w10="urn:schemas-microsoft-com:office:word" xmlns:w="http://schemas.openxmlformats.org/wordprocessingml/2006/main" xmlns:w14="http://schemas.microsoft.com/office/word/2010/wordml" xmlns:w15="http://schemas.microsoft.com/office/word/2012/wordml" xmlns:w16cei="http://schemas.microsoft.com/office/word/2026/wordml/cei" xmlns:w16cex="http://schemas.microsoft.com/office/word/2018/wordml/cex" xmlns:w16cid="http://schemas.microsoft.com/office/word/2016/wordml/cid" xmlns:w16="http://schemas.microsoft.com/office/word/2018/wordml" xmlns:w16du="http://schemas.microsoft.com/office/word/2023/wordml/word16du" xmlns:w16sdtdh="http://schemas.microsoft.com/office/word/2020/wordml/sdtdatahash" xmlns:w16sdtfl="http://schemas.microsoft.com/office/word/2024/wordml/sdtformatlock" xmlns:w16se="http://schemas.microsoft.com/office/word/2015/wordml/symex" xmlns:wpg="http://schemas.microsoft.com/office/word/2010/wordprocessingGroup" xmlns:wpi="http://schemas.microsoft.com/office/word/2010/wordprocessingInk" xmlns:wne="http://schemas.microsoft.com/office/word/2006/wordml" xmlns:wps="http://schemas.microsoft.com/office/word/2010/wordprocessingShape" mc:Ignorable="w14 w15 w16se w16cid w16 w16cex w16sdtdh w16sdtfl w16du wp14">
   <w:body>
-    <w:p>
-      <w:pPr>
-        <w:spacing w:after="80"/>
-        <w:rPr>
-          <w:lang w:val="es-CO"/>
-        </w:rPr>
-      </w:pPr>
-      <w:r>
-        <w:rPr>
-          <w:b/>
-          <w:sz w:val="20"/>
-          <w:lang w:val="es-CO"/>
-        </w:rPr>
-        <w:t>PROYECTO INICIAL 2026-2</w:t>
-      </w:r>
-    </w:p>
     <w:p>
       <w:pPr>
         <w:spacing w:after="80" w:line="240" w:lineRule="auto"/>
@@ -61,55 +45,20 @@
           <w:b/>
           <w:lang w:val="es-CO"/>
         </w:rPr>
-        <w:t xml:space="preserve">Asignatura: </w:t>
+        <w:t>Nombres</w:t>
       </w:r>
-      <w:r>
-        <w:rPr>
-          <w:lang w:val="es-CO"/>
-        </w:rPr>
-        <w:t>Desarrollo Orientado por Objetos</w:t>
-      </w:r>
-    </w:p>
-    <w:p>
-      <w:pPr>
-        <w:spacing w:after="40"/>
-        <w:rPr>
-          <w:lang w:val="es-CO"/>
-        </w:rPr>
-      </w:pPr>
       <w:r>
         <w:rPr>
           <w:b/>
           <w:lang w:val="es-CO"/>
         </w:rPr>
-        <w:t xml:space="preserve">Integrantes: </w:t>
+        <w:t xml:space="preserve">: </w:t>
       </w:r>
       <w:r>
         <w:rPr>
           <w:lang w:val="es-CO"/>
         </w:rPr>
         <w:t>Paula Gacha y Diego Mojica</w:t>
-      </w:r>
-    </w:p>
-    <w:p>
-      <w:pPr>
-        <w:spacing w:after="40"/>
-        <w:rPr>
-          <w:lang w:val="es-CO"/>
-        </w:rPr>
-      </w:pPr>
-      <w:r>
-        <w:rPr>
-          <w:b/>
-          <w:lang w:val="es-CO"/>
-        </w:rPr>
-        <w:t xml:space="preserve">Periodo: </w:t>
-      </w:r>
-      <w:r>
-        <w:rPr>
-          <w:lang w:val="es-CO"/>
-        </w:rPr>
-        <w:t>2026-2</w:t>
       </w:r>
     </w:p>
     <w:p>
@@ -195,19 +144,6 @@
         <w:t>mini-ciclos</w:t>
       </w:r>
       <w:proofErr w:type="spellEnd"/>
-    </w:p>
-    <w:p>
-      <w:pPr>
-        <w:rPr>
-          <w:lang w:val="es-CO"/>
-        </w:rPr>
-      </w:pPr>
-      <w:r>
-        <w:rPr>
-          <w:lang w:val="es-CO"/>
-        </w:rPr>
-        <w:t>El desarrollo se organizó según dependencias: primero se estabilizó la gestión de símbolos y ruedas; después se añadieron operaciones de rueda, giros extendidos, pruebas y documentación.</w:t>
-      </w:r>
     </w:p>
     <w:tbl>
       <w:tblPr>
@@ -828,7 +764,7 @@
               <w:rPr>
                 <w:sz w:val="19"/>
               </w:rPr>
-              <w:t>Paula</w:t>
+              <w:t>Diego</w:t>
             </w:r>
           </w:p>
         </w:tc>
@@ -1026,7 +962,7 @@
               <w:rPr>
                 <w:sz w:val="19"/>
               </w:rPr>
-              <w:t>Paula</w:t>
+              <w:t>Diego</w:t>
             </w:r>
           </w:p>
         </w:tc>
@@ -1291,7 +1227,19 @@
         <w:rPr>
           <w:lang w:val="es-CO"/>
         </w:rPr>
-        <w:t xml:space="preserve">El Ciclo 1 fue revisado antes de extender el proyecto. Se tradujo el modelo propio al inglés, se corrigió la creación de ruedas para que comiencen vacías, se implementaron validaciones y se hizo funcional </w:t>
+        <w:t>El Ciclo 1 fue revisado antes de extender el proyecto</w:t>
+      </w:r>
+      <w:r>
+        <w:rPr>
+          <w:lang w:val="es-CO"/>
+        </w:rPr>
+        <w:t>, s</w:t>
+      </w:r>
+      <w:r>
+        <w:rPr>
+          <w:lang w:val="es-CO"/>
+        </w:rPr>
+        <w:t xml:space="preserve">e tradujo el modelo propio al inglés, se corrigió la creación de ruedas para que comiencen vacías, se implementaron validaciones y se hizo funcional </w:t>
       </w:r>
       <w:proofErr w:type="gramStart"/>
       <w:r>
@@ -1305,7 +1253,7 @@
         <w:rPr>
           <w:lang w:val="es-CO"/>
         </w:rPr>
-        <w:t>).</w:t>
+        <w:t>)</w:t>
       </w:r>
     </w:p>
     <w:p>
@@ -1396,131 +1344,7 @@
         <w:rPr>
           <w:lang w:val="es-CO"/>
         </w:rPr>
-        <w:t>). Los giros visibles por pasos muestran cada transición; las pruebas se ejecutan de forma invisible.</w:t>
-      </w:r>
-    </w:p>
-    <w:p>
-      <w:pPr>
-        <w:pStyle w:val="Listaconvietas"/>
-        <w:spacing w:after="160" w:line="280" w:lineRule="auto"/>
-        <w:ind w:left="720"/>
-      </w:pPr>
-      <w:proofErr w:type="spellStart"/>
-      <w:r>
-        <w:t>Requisitos</w:t>
-      </w:r>
-      <w:proofErr w:type="spellEnd"/>
-      <w:r>
-        <w:t xml:space="preserve"> </w:t>
-      </w:r>
-      <w:proofErr w:type="spellStart"/>
-      <w:r>
-        <w:t>funcionales</w:t>
-      </w:r>
-      <w:proofErr w:type="spellEnd"/>
-      <w:r>
-        <w:t xml:space="preserve"> 9, 10, 11 y 12: implementados.</w:t>
-      </w:r>
-    </w:p>
-    <w:p>
-      <w:pPr>
-        <w:pStyle w:val="Listaconvietas"/>
-        <w:spacing w:after="160" w:line="280" w:lineRule="auto"/>
-        <w:ind w:left="720"/>
-        <w:rPr>
-          <w:lang w:val="es-CO"/>
-        </w:rPr>
-      </w:pPr>
-      <w:r>
-        <w:rPr>
-          <w:lang w:val="es-CO"/>
-        </w:rPr>
-        <w:t xml:space="preserve">Requisito de usabilidad de </w:t>
-      </w:r>
-      <w:proofErr w:type="gramStart"/>
-      <w:r>
-        <w:rPr>
-          <w:lang w:val="es-CO"/>
-        </w:rPr>
-        <w:t>spin(</w:t>
-      </w:r>
-      <w:proofErr w:type="spellStart"/>
-      <w:proofErr w:type="gramEnd"/>
-      <w:r>
-        <w:rPr>
-          <w:lang w:val="es-CO"/>
-        </w:rPr>
-        <w:t>wheel</w:t>
-      </w:r>
-      <w:proofErr w:type="spellEnd"/>
-      <w:r>
-        <w:rPr>
-          <w:lang w:val="es-CO"/>
-        </w:rPr>
-        <w:t xml:space="preserve">, </w:t>
-      </w:r>
-      <w:proofErr w:type="spellStart"/>
-      <w:r>
-        <w:rPr>
-          <w:lang w:val="es-CO"/>
-        </w:rPr>
-        <w:t>steps</w:t>
-      </w:r>
-      <w:proofErr w:type="spellEnd"/>
-      <w:r>
-        <w:rPr>
-          <w:lang w:val="es-CO"/>
-        </w:rPr>
-        <w:t>): implementado.</w:t>
-      </w:r>
-    </w:p>
-    <w:p>
-      <w:pPr>
-        <w:pStyle w:val="Listaconvietas"/>
-        <w:spacing w:after="160" w:line="280" w:lineRule="auto"/>
-        <w:ind w:left="720"/>
-        <w:rPr>
-          <w:lang w:val="es-CO"/>
-        </w:rPr>
-      </w:pPr>
-      <w:r>
-        <w:rPr>
-          <w:lang w:val="es-CO"/>
-        </w:rPr>
-        <w:lastRenderedPageBreak/>
-        <w:t>Pruebas propias y colectivas: implementadas y aprobadas.</w:t>
-      </w:r>
-    </w:p>
-    <w:p>
-      <w:pPr>
-        <w:pStyle w:val="Listaconvietas"/>
-        <w:spacing w:after="160" w:line="280" w:lineRule="auto"/>
-        <w:ind w:left="720"/>
-        <w:rPr>
-          <w:lang w:val="es-CO"/>
-        </w:rPr>
-      </w:pPr>
-      <w:r>
-        <w:rPr>
-          <w:lang w:val="es-CO"/>
-        </w:rPr>
-        <w:t>Dos pruebas de aceptación: preparadas.</w:t>
-      </w:r>
-    </w:p>
-    <w:p>
-      <w:pPr>
-        <w:pStyle w:val="Listaconvietas"/>
-        <w:spacing w:after="160" w:line="280" w:lineRule="auto"/>
-        <w:ind w:left="720"/>
-        <w:rPr>
-          <w:lang w:val="es-CO"/>
-        </w:rPr>
-      </w:pPr>
-      <w:r>
-        <w:rPr>
-          <w:lang w:val="es-CO"/>
-        </w:rPr>
-        <w:t>Diseño final en Astah: pendiente de elaboración y sincronización por Diego.</w:t>
+        <w:t>). Los giros visibles por pasos muestran cada transición las pruebas se ejecutan de forma invisible.</w:t>
       </w:r>
     </w:p>
     <w:p>
@@ -1781,7 +1605,13 @@
               <w:rPr>
                 <w:sz w:val="19"/>
               </w:rPr>
-              <w:t>2 horas</w:t>
+              <w:t xml:space="preserve">4 </w:t>
+            </w:r>
+            <w:r>
+              <w:rPr>
+                <w:sz w:val="19"/>
+              </w:rPr>
+              <w:t>horas</w:t>
             </w:r>
           </w:p>
         </w:tc>
@@ -1835,7 +1665,19 @@
         <w:rPr>
           <w:lang w:val="es-CO"/>
         </w:rPr>
-        <w:t xml:space="preserve"> y representar el estado de cada Wheel mediante un índice. Sobre esa base se añadieron bloqueo, intercambio y giros extendidos sin duplicar el catálogo.</w:t>
+        <w:t xml:space="preserve"> y representar el estado de cada Wheel mediante un índice</w:t>
+      </w:r>
+      <w:r>
+        <w:rPr>
+          <w:lang w:val="es-CO"/>
+        </w:rPr>
+        <w:t>, s</w:t>
+      </w:r>
+      <w:r>
+        <w:rPr>
+          <w:lang w:val="es-CO"/>
+        </w:rPr>
+        <w:t>obre esa base se añadieron bloqueo, intercambio y giros extendidos sin duplicar el catálogo.</w:t>
       </w:r>
     </w:p>
     <w:p>
@@ -1848,7 +1690,19 @@
         <w:rPr>
           <w:lang w:val="es-CO"/>
         </w:rPr>
-        <w:t>En el Ciclo 2 también se consiguió validar completamente una configuración antes de modificarla. Si un símbolo no existe o una rueda bloqueada no coincide con el objetivo, ninguna rueda cambia.</w:t>
+        <w:t>En el Ciclo 2 también se consiguió validar completamente una configuración antes de modificarla</w:t>
+      </w:r>
+      <w:r>
+        <w:rPr>
+          <w:lang w:val="es-CO"/>
+        </w:rPr>
+        <w:t>, s</w:t>
+      </w:r>
+      <w:r>
+        <w:rPr>
+          <w:lang w:val="es-CO"/>
+        </w:rPr>
+        <w:t>i un símbolo no existe o una rueda bloqueada no coincide con el objetivo, ninguna rueda cambia.</w:t>
       </w:r>
     </w:p>
     <w:p>
@@ -1877,7 +1731,43 @@
         <w:rPr>
           <w:lang w:val="es-CO"/>
         </w:rPr>
-        <w:t>El principal reto fue integrar el bloqueo con las tres formas de giro. Se decidió que un giro directo sobre una rueda bloqueada es inválido; el giro general omite ruedas bloqueadas; y una configuración solicitada solo es válida si cada rueda bloqueada ya muestra el símbolo requerido.</w:t>
+        <w:t>El principal reto fue integrar el bloqueo con las tres formas de giro</w:t>
+      </w:r>
+      <w:r>
+        <w:rPr>
+          <w:lang w:val="es-CO"/>
+        </w:rPr>
+        <w:t>, s</w:t>
+      </w:r>
+      <w:r>
+        <w:rPr>
+          <w:lang w:val="es-CO"/>
+        </w:rPr>
+        <w:t>e decidió que un giro directo sobre una rueda bloqueada es inválido</w:t>
+      </w:r>
+      <w:r>
+        <w:rPr>
+          <w:lang w:val="es-CO"/>
+        </w:rPr>
+        <w:t>,</w:t>
+      </w:r>
+      <w:r>
+        <w:rPr>
+          <w:lang w:val="es-CO"/>
+        </w:rPr>
+        <w:t xml:space="preserve"> el giro general omite ruedas bloqueadas</w:t>
+      </w:r>
+      <w:r>
+        <w:rPr>
+          <w:lang w:val="es-CO"/>
+        </w:rPr>
+        <w:t xml:space="preserve"> </w:t>
+      </w:r>
+      <w:r>
+        <w:rPr>
+          <w:lang w:val="es-CO"/>
+        </w:rPr>
+        <w:t>y una configuración solicitada solo es válida si cada rueda bloqueada ya muestra el símbolo requerido</w:t>
       </w:r>
     </w:p>
     <w:p>
@@ -1890,7 +1780,31 @@
         <w:rPr>
           <w:lang w:val="es-CO"/>
         </w:rPr>
-        <w:t>Otro reto fue combinar animación y pruebas rápidas. La solución fue separar la rotación lógica: en modo invisible se calcula el resultado directamente y en modo visible se recorre cada paso con una pausa breve.</w:t>
+        <w:t>Otro reto fue combinar animación y pruebas rápidas</w:t>
+      </w:r>
+      <w:r>
+        <w:rPr>
+          <w:lang w:val="es-CO"/>
+        </w:rPr>
+        <w:t>, l</w:t>
+      </w:r>
+      <w:r>
+        <w:rPr>
+          <w:lang w:val="es-CO"/>
+        </w:rPr>
+        <w:t>a solución fue separar la rotación lógica</w:t>
+      </w:r>
+      <w:r>
+        <w:rPr>
+          <w:lang w:val="es-CO"/>
+        </w:rPr>
+        <w:t xml:space="preserve"> </w:t>
+      </w:r>
+      <w:r>
+        <w:rPr>
+          <w:lang w:val="es-CO"/>
+        </w:rPr>
+        <w:t>en modo invisible se calcula el resultado directamente y en modo visible se recorre cada paso con una pausa breve.</w:t>
       </w:r>
     </w:p>
     <w:p>
@@ -1998,7 +1912,39 @@
                 <w:b/>
                 <w:sz w:val="19"/>
               </w:rPr>
-              <w:t>Cobertura principal</w:t>
+              <w:t>¿</w:t>
+            </w:r>
+            <w:proofErr w:type="spellStart"/>
+            <w:r>
+              <w:rPr>
+                <w:b/>
+                <w:sz w:val="19"/>
+              </w:rPr>
+              <w:t>Qué</w:t>
+            </w:r>
+            <w:proofErr w:type="spellEnd"/>
+            <w:r>
+              <w:rPr>
+                <w:b/>
+                <w:sz w:val="19"/>
+              </w:rPr>
+              <w:t xml:space="preserve"> </w:t>
+            </w:r>
+            <w:proofErr w:type="spellStart"/>
+            <w:r>
+              <w:rPr>
+                <w:b/>
+                <w:sz w:val="19"/>
+              </w:rPr>
+              <w:t>realiza</w:t>
+            </w:r>
+            <w:proofErr w:type="spellEnd"/>
+            <w:r>
+              <w:rPr>
+                <w:b/>
+                <w:sz w:val="19"/>
+              </w:rPr>
+              <w:t>?</w:t>
             </w:r>
           </w:p>
         </w:tc>
@@ -2270,8 +2216,7 @@
         <w:rPr>
           <w:lang w:val="es-CO"/>
         </w:rPr>
-        <w:lastRenderedPageBreak/>
-        <w:t>Las dos pruebas de aceptación preparadas cubren la gestión de ruedas y la extensión de giros. Durante la presentación se ejecutarán con la máquina visible para demostrar el movimiento paso a paso.</w:t>
+        <w:t>Las dos pruebas de aceptación preparadas cubren la gestión de ruedas y la extensión de giros</w:t>
       </w:r>
     </w:p>
     <w:p>
@@ -2432,7 +2377,21 @@
                 <w:sz w:val="19"/>
                 <w:lang w:val="es-CO"/>
               </w:rPr>
-              <w:t>Implementación completa del Ciclo 2, pruebas y documentación</w:t>
+              <w:t xml:space="preserve">Implementación </w:t>
+            </w:r>
+            <w:r>
+              <w:rPr>
+                <w:sz w:val="19"/>
+                <w:lang w:val="es-CO"/>
+              </w:rPr>
+              <w:t xml:space="preserve">del </w:t>
+            </w:r>
+            <w:r>
+              <w:rPr>
+                <w:sz w:val="19"/>
+                <w:lang w:val="es-CO"/>
+              </w:rPr>
+              <w:t>Ciclo 2</w:t>
             </w:r>
           </w:p>
         </w:tc>
@@ -2594,6 +2553,29 @@
               </w:rPr>
               <w:t>Revisión cruzada, wiki y cierre de entrega</w:t>
             </w:r>
+            <w:r>
+              <w:rPr>
+                <w:sz w:val="19"/>
+                <w:lang w:val="es-CO"/>
+              </w:rPr>
+              <w:t xml:space="preserve">, </w:t>
+            </w:r>
+            <w:proofErr w:type="spellStart"/>
+            <w:r>
+              <w:rPr>
+                <w:sz w:val="19"/>
+                <w:lang w:val="es-CO"/>
+              </w:rPr>
+              <w:t>ruebas</w:t>
+            </w:r>
+            <w:proofErr w:type="spellEnd"/>
+            <w:r>
+              <w:rPr>
+                <w:sz w:val="19"/>
+                <w:lang w:val="es-CO"/>
+              </w:rPr>
+              <w:t xml:space="preserve"> y documentación</w:t>
+            </w:r>
           </w:p>
         </w:tc>
         <w:tc>
@@ -2671,6 +2653,7 @@
           <w:color w:val="auto"/>
           <w:lang w:val="es-CO"/>
         </w:rPr>
+        <w:lastRenderedPageBreak/>
         <w:t>8. Prácticas y aprendizaje</w:t>
       </w:r>
     </w:p>
@@ -3117,128 +3100,17 @@
     </w:p>
     <w:p>
       <w:pPr>
-        <w:pStyle w:val="Ttulo1"/>
-        <w:rPr>
-          <w:color w:val="auto"/>
-        </w:rPr>
-      </w:pPr>
-      <w:r>
-        <w:rPr>
-          <w:color w:val="auto"/>
-        </w:rPr>
-        <w:t>11. Pendientes antes de publicar</w:t>
-      </w:r>
-    </w:p>
-    <w:p>
-      <w:pPr>
         <w:pStyle w:val="Listaconvietas"/>
+        <w:numPr>
+          <w:ilvl w:val="0"/>
+          <w:numId w:val="0"/>
+        </w:numPr>
         <w:spacing w:after="160" w:line="280" w:lineRule="auto"/>
         <w:ind w:left="720"/>
         <w:rPr>
           <w:lang w:val="es-CO"/>
         </w:rPr>
       </w:pPr>
-      <w:r>
-        <w:rPr>
-          <w:lang w:val="es-CO"/>
-        </w:rPr>
-        <w:t xml:space="preserve">Diego debe guardar el diseño final como </w:t>
-      </w:r>
-      <w:proofErr w:type="spellStart"/>
-      <w:r>
-        <w:rPr>
-          <w:lang w:val="es-CO"/>
-        </w:rPr>
-        <w:t>docs</w:t>
-      </w:r>
-      <w:proofErr w:type="spellEnd"/>
-      <w:r>
-        <w:rPr>
-          <w:lang w:val="es-CO"/>
-        </w:rPr>
-        <w:t>/ciclo2/proyecto_ciclo2.asta.</w:t>
-      </w:r>
-    </w:p>
-    <w:p>
-      <w:pPr>
-        <w:pStyle w:val="Listaconvietas"/>
-        <w:spacing w:after="160" w:line="280" w:lineRule="auto"/>
-        <w:ind w:left="720"/>
-        <w:rPr>
-          <w:lang w:val="es-CO"/>
-        </w:rPr>
-      </w:pPr>
-      <w:r>
-        <w:rPr>
-          <w:lang w:val="es-CO"/>
-        </w:rPr>
-        <w:t>Completar las horas reales del Ciclo 2 en la sección 3.</w:t>
-      </w:r>
-    </w:p>
-    <w:p>
-      <w:pPr>
-        <w:pStyle w:val="Listaconvietas"/>
-        <w:spacing w:after="160" w:line="280" w:lineRule="auto"/>
-        <w:ind w:left="720"/>
-        <w:rPr>
-          <w:lang w:val="es-CO"/>
-        </w:rPr>
-      </w:pPr>
-      <w:r>
-        <w:rPr>
-          <w:lang w:val="es-CO"/>
-        </w:rPr>
-        <w:t>Sustituir el marcador del archivo GachaG-MojicaD.txt por la URL real.</w:t>
-      </w:r>
-    </w:p>
-    <w:p>
-      <w:pPr>
-        <w:pStyle w:val="Listaconvietas"/>
-        <w:spacing w:after="160" w:line="280" w:lineRule="auto"/>
-        <w:ind w:left="720"/>
-        <w:rPr>
-          <w:lang w:val="es-CO"/>
-        </w:rPr>
-      </w:pPr>
-      <w:r>
-        <w:rPr>
-          <w:lang w:val="es-CO"/>
-        </w:rPr>
-        <w:t>Compartir o verificar las dos pruebas de SlotMachineCC2Test en el wiki.</w:t>
-      </w:r>
-    </w:p>
-    <w:p>
-      <w:pPr>
-        <w:pStyle w:val="Listaconvietas"/>
-        <w:spacing w:after="160" w:line="280" w:lineRule="auto"/>
-        <w:ind w:left="720"/>
-        <w:rPr>
-          <w:lang w:val="es-CO"/>
-        </w:rPr>
-      </w:pPr>
-      <w:r>
-        <w:rPr>
-          <w:color w:val="000000"/>
-          <w:lang w:val="es-CO"/>
-        </w:rPr>
-        <w:t xml:space="preserve">Ejecutar nuevamente las 32 pruebas en </w:t>
-      </w:r>
-      <w:proofErr w:type="spellStart"/>
-      <w:r>
-        <w:rPr>
-          <w:color w:val="000000"/>
-          <w:lang w:val="es-CO"/>
-        </w:rPr>
-        <w:t>BlueJ</w:t>
-      </w:r>
-      <w:proofErr w:type="spellEnd"/>
-      <w:r>
-        <w:rPr>
-          <w:color w:val="000000"/>
-          <w:lang w:val="es-CO"/>
-        </w:rPr>
-        <w:t xml:space="preserve"> y realizar las dos pruebas de aceptación.</w:t>
-      </w:r>
     </w:p>
     <w:sectPr>
       <w:headerReference w:type="default" r:id="rId8"/>
@@ -3363,38 +3235,6 @@
       <w:pStyle w:val="Encabezado"/>
       <w:spacing w:line="264" w:lineRule="auto"/>
     </w:pPr>
-    <w:r>
-      <w:rPr>
-        <w:color w:val="5C6670"/>
-        <w:sz w:val="18"/>
-      </w:rPr>
-      <w:t xml:space="preserve">DOPO | Slot Machine | </w:t>
-    </w:r>
-    <w:proofErr w:type="spellStart"/>
-    <w:r>
-      <w:rPr>
-        <w:color w:val="5C6670"/>
-        <w:sz w:val="18"/>
-      </w:rPr>
-      <w:t>Retrospectiva</w:t>
-    </w:r>
-    <w:proofErr w:type="spellEnd"/>
-    <w:r>
-      <w:rPr>
-        <w:color w:val="5C6670"/>
-        <w:sz w:val="18"/>
-      </w:rPr>
-      <w:t xml:space="preserve"> </w:t>
-    </w:r>
-    <w:proofErr w:type="spellStart"/>
-    <w:r>
-      <w:rPr>
-        <w:color w:val="5C6670"/>
-        <w:sz w:val="18"/>
-      </w:rPr>
-      <w:t>acumulada</w:t>
-    </w:r>
-    <w:proofErr w:type="spellEnd"/>
   </w:p>
 </w:hdr>
 </file>
